--- a/public/plantillas/requisicionserviciosmenor.docx
+++ b/public/plantillas/requisicionserviciosmenor.docx
@@ -1,6 +1,6 @@
 
 <file path=word/document.xml><?xml version="1.0" encoding="utf-8"?>
-<w:document xmlns:wpc="http://schemas.microsoft.com/office/word/2010/wordprocessingCanvas" xmlns:cx="http://schemas.microsoft.com/office/drawing/2014/chartex" xmlns:cx1="http://schemas.microsoft.com/office/drawing/2015/9/8/chartex" xmlns:cx2="http://schemas.microsoft.com/office/drawing/2015/10/21/chartex" xmlns:cx3="http://schemas.microsoft.com/office/drawing/2016/5/9/chartex" xmlns:cx4="http://schemas.microsoft.com/office/drawing/2016/5/10/chartex" xmlns:cx5="http://schemas.microsoft.com/office/drawing/2016/5/11/chartex" xmlns:cx6="http://schemas.microsoft.com/office/drawing/2016/5/12/chartex" xmlns:cx7="http://schemas.microsoft.com/office/drawing/2016/5/13/chartex" xmlns:cx8="http://schemas.microsoft.com/office/drawing/2016/5/14/chartex" xmlns:mc="http://schemas.openxmlformats.org/markup-compatibility/2006" xmlns:aink="http://schemas.microsoft.com/office/drawing/2016/ink" xmlns:am3d="http://schemas.microsoft.com/office/drawing/2017/model3d" xmlns:o="urn:schemas-microsoft-com:office:office" xmlns:oel="http://schemas.microsoft.com/office/2019/extlst" xmlns:r="http://schemas.openxmlformats.org/officeDocument/2006/relationships" xmlns:m="http://schemas.openxmlformats.org/officeDocument/2006/math" xmlns:v="urn:schemas-microsoft-com:vml" xmlns:wp14="http://schemas.microsoft.com/office/word/2010/wordprocessingDrawing" xmlns:wp="http://schemas.openxmlformats.org/drawingml/2006/wordprocessingDrawing" xmlns:w10="urn:schemas-microsoft-com:office:word" xmlns:w="http://schemas.openxmlformats.org/wordprocessingml/2006/main" xmlns:w14="http://schemas.microsoft.com/office/word/2010/wordml" xmlns:w15="http://schemas.microsoft.com/office/word/2012/wordml" xmlns:w16cex="http://schemas.microsoft.com/office/word/2018/wordml/cex" xmlns:w16cid="http://schemas.microsoft.com/office/word/2016/wordml/cid" xmlns:w16="http://schemas.microsoft.com/office/word/2018/wordml" xmlns:w16sdtdh="http://schemas.microsoft.com/office/word/2020/wordml/sdtdatahash" xmlns:w16se="http://schemas.microsoft.com/office/word/2015/wordml/symex" xmlns:wpg="http://schemas.microsoft.com/office/word/2010/wordprocessingGroup" xmlns:wpi="http://schemas.microsoft.com/office/word/2010/wordprocessingInk" xmlns:wne="http://schemas.microsoft.com/office/word/2006/wordml" xmlns:wps="http://schemas.microsoft.com/office/word/2010/wordprocessingShape" mc:Ignorable="w14 w15 w16se w16cid w16 w16cex w16sdtdh wp14">
+<w:document xmlns:wpc="http://schemas.microsoft.com/office/word/2010/wordprocessingCanvas" xmlns:cx="http://schemas.microsoft.com/office/drawing/2014/chartex" xmlns:cx1="http://schemas.microsoft.com/office/drawing/2015/9/8/chartex" xmlns:cx2="http://schemas.microsoft.com/office/drawing/2015/10/21/chartex" xmlns:cx3="http://schemas.microsoft.com/office/drawing/2016/5/9/chartex" xmlns:cx4="http://schemas.microsoft.com/office/drawing/2016/5/10/chartex" xmlns:cx5="http://schemas.microsoft.com/office/drawing/2016/5/11/chartex" xmlns:cx6="http://schemas.microsoft.com/office/drawing/2016/5/12/chartex" xmlns:cx7="http://schemas.microsoft.com/office/drawing/2016/5/13/chartex" xmlns:cx8="http://schemas.microsoft.com/office/drawing/2016/5/14/chartex" xmlns:mc="http://schemas.openxmlformats.org/markup-compatibility/2006" xmlns:aink="http://schemas.microsoft.com/office/drawing/2016/ink" xmlns:am3d="http://schemas.microsoft.com/office/drawing/2017/model3d" xmlns:o="urn:schemas-microsoft-com:office:office" xmlns:r="http://schemas.openxmlformats.org/officeDocument/2006/relationships" xmlns:m="http://schemas.openxmlformats.org/officeDocument/2006/math" xmlns:v="urn:schemas-microsoft-com:vml" xmlns:wp14="http://schemas.microsoft.com/office/word/2010/wordprocessingDrawing" xmlns:wp="http://schemas.openxmlformats.org/drawingml/2006/wordprocessingDrawing" xmlns:w10="urn:schemas-microsoft-com:office:word" xmlns:w="http://schemas.openxmlformats.org/wordprocessingml/2006/main" xmlns:w14="http://schemas.microsoft.com/office/word/2010/wordml" xmlns:w15="http://schemas.microsoft.com/office/word/2012/wordml" xmlns:w16cex="http://schemas.microsoft.com/office/word/2018/wordml/cex" xmlns:w16cid="http://schemas.microsoft.com/office/word/2016/wordml/cid" xmlns:w16="http://schemas.microsoft.com/office/word/2018/wordml" xmlns:w16se="http://schemas.microsoft.com/office/word/2015/wordml/symex" xmlns:wpg="http://schemas.microsoft.com/office/word/2010/wordprocessingGroup" xmlns:wpi="http://schemas.microsoft.com/office/word/2010/wordprocessingInk" xmlns:wne="http://schemas.microsoft.com/office/word/2006/wordml" xmlns:wps="http://schemas.microsoft.com/office/word/2010/wordprocessingShape" mc:Ignorable="w14 w15 w16se w16cid w16 w16cex wp14">
   <w:body>
     <w:p>
       <w:pPr>
@@ -1595,6 +1595,49 @@
                 <w:color w:val="000000"/>
                 <w:sz w:val="15"/>
                 <w:szCs w:val="15"/>
+              </w:rPr>
+            </w:pPr>
+            <w:r>
+              <w:rPr>
+                <w:rFonts w:ascii="Arial" w:eastAsia="Arial" w:hAnsi="Arial" w:cs="Arial"/>
+                <w:color w:val="000000"/>
+                <w:sz w:val="16"/>
+                <w:szCs w:val="16"/>
+              </w:rPr>
+              <w:t>{</w:t>
+            </w:r>
+            <w:proofErr w:type="spellStart"/>
+            <w:r>
+              <w:rPr>
+                <w:rFonts w:ascii="Arial" w:eastAsia="Arial" w:hAnsi="Arial" w:cs="Arial"/>
+                <w:color w:val="000000"/>
+                <w:sz w:val="16"/>
+                <w:szCs w:val="16"/>
+              </w:rPr>
+              <w:t>nombreSolicitante</w:t>
+            </w:r>
+            <w:proofErr w:type="spellEnd"/>
+            <w:r>
+              <w:rPr>
+                <w:rFonts w:ascii="Arial" w:eastAsia="Arial" w:hAnsi="Arial" w:cs="Arial"/>
+                <w:color w:val="000000"/>
+                <w:sz w:val="16"/>
+                <w:szCs w:val="16"/>
+              </w:rPr>
+              <w:t>}</w:t>
+            </w:r>
+          </w:p>
+          <w:p>
+            <w:pPr>
+              <w:spacing w:after="0" w:line="240" w:lineRule="auto"/>
+              <w:jc w:val="center"/>
+              <w:rPr>
+                <w:rFonts w:ascii="Arial" w:eastAsia="Arial" w:hAnsi="Arial" w:cs="Arial"/>
+                <w:b/>
+                <w:bCs/>
+                <w:color w:val="000000"/>
+                <w:sz w:val="15"/>
+                <w:szCs w:val="15"/>
                 <w:shd w:val="clear" w:color="auto" w:fill="93C47D"/>
               </w:rPr>
             </w:pPr>
@@ -1606,55 +1649,19 @@
                 <w:color w:val="000000"/>
                 <w:sz w:val="15"/>
                 <w:szCs w:val="15"/>
-                <w:shd w:val="clear" w:color="auto" w:fill="93C47D"/>
-              </w:rPr>
-              <w:t>(DIRECTOR RESPONSABLE DE LA CONTRATACIÓN)</w:t>
-            </w:r>
-          </w:p>
-          <w:p>
-            <w:pPr>
-              <w:spacing w:after="0" w:line="240" w:lineRule="auto"/>
-              <w:jc w:val="center"/>
-              <w:rPr>
-                <w:rFonts w:ascii="Arial" w:eastAsia="Arial" w:hAnsi="Arial" w:cs="Arial"/>
-                <w:b/>
-                <w:bCs/>
-                <w:sz w:val="16"/>
-                <w:szCs w:val="16"/>
-              </w:rPr>
-            </w:pPr>
-            <w:r>
-              <w:rPr>
-                <w:rFonts w:ascii="Arial" w:eastAsia="Arial" w:hAnsi="Arial" w:cs="Arial"/>
-                <w:b/>
-                <w:bCs/>
-                <w:sz w:val="16"/>
-                <w:szCs w:val="16"/>
-              </w:rPr>
-              <w:t xml:space="preserve">(automático NOMBRE DEL TITULAR </w:t>
-            </w:r>
-          </w:p>
-          <w:p>
-            <w:pPr>
-              <w:spacing w:after="0" w:line="240" w:lineRule="auto"/>
-              <w:jc w:val="center"/>
-              <w:rPr>
-                <w:rFonts w:ascii="Arial" w:eastAsia="Arial" w:hAnsi="Arial" w:cs="Arial"/>
-                <w:b/>
-                <w:bCs/>
-                <w:sz w:val="15"/>
-                <w:szCs w:val="15"/>
-              </w:rPr>
-            </w:pPr>
-            <w:r>
-              <w:rPr>
-                <w:rFonts w:ascii="Arial" w:eastAsia="Arial" w:hAnsi="Arial" w:cs="Arial"/>
-                <w:b/>
-                <w:bCs/>
-                <w:sz w:val="16"/>
-                <w:szCs w:val="16"/>
-              </w:rPr>
-              <w:t>Y/O SOLICITANTE:)</w:t>
+              </w:rPr>
+              <w:t>DIRECTOR</w:t>
+            </w:r>
+            <w:r>
+              <w:rPr>
+                <w:rFonts w:ascii="Arial" w:eastAsia="Arial" w:hAnsi="Arial" w:cs="Arial"/>
+                <w:b/>
+                <w:bCs/>
+                <w:color w:val="000000"/>
+                <w:sz w:val="15"/>
+                <w:szCs w:val="15"/>
+              </w:rPr>
+              <w:t xml:space="preserve"> RESPONSABLE DE LA CONTRATACIÓN</w:t>
             </w:r>
           </w:p>
         </w:tc>
@@ -2217,7 +2224,7 @@
 </file>
 
 <file path=word/endnotes.xml><?xml version="1.0" encoding="utf-8"?>
-<w:endnotes xmlns:wpc="http://schemas.microsoft.com/office/word/2010/wordprocessingCanvas" xmlns:cx="http://schemas.microsoft.com/office/drawing/2014/chartex" xmlns:cx1="http://schemas.microsoft.com/office/drawing/2015/9/8/chartex" xmlns:cx2="http://schemas.microsoft.com/office/drawing/2015/10/21/chartex" xmlns:cx3="http://schemas.microsoft.com/office/drawing/2016/5/9/chartex" xmlns:cx4="http://schemas.microsoft.com/office/drawing/2016/5/10/chartex" xmlns:cx5="http://schemas.microsoft.com/office/drawing/2016/5/11/chartex" xmlns:cx6="http://schemas.microsoft.com/office/drawing/2016/5/12/chartex" xmlns:cx7="http://schemas.microsoft.com/office/drawing/2016/5/13/chartex" xmlns:cx8="http://schemas.microsoft.com/office/drawing/2016/5/14/chartex" xmlns:mc="http://schemas.openxmlformats.org/markup-compatibility/2006" xmlns:aink="http://schemas.microsoft.com/office/drawing/2016/ink" xmlns:am3d="http://schemas.microsoft.com/office/drawing/2017/model3d" xmlns:o="urn:schemas-microsoft-com:office:office" xmlns:oel="http://schemas.microsoft.com/office/2019/extlst" xmlns:r="http://schemas.openxmlformats.org/officeDocument/2006/relationships" xmlns:m="http://schemas.openxmlformats.org/officeDocument/2006/math" xmlns:v="urn:schemas-microsoft-com:vml" xmlns:wp14="http://schemas.microsoft.com/office/word/2010/wordprocessingDrawing" xmlns:wp="http://schemas.openxmlformats.org/drawingml/2006/wordprocessingDrawing" xmlns:w10="urn:schemas-microsoft-com:office:word" xmlns:w="http://schemas.openxmlformats.org/wordprocessingml/2006/main" xmlns:w14="http://schemas.microsoft.com/office/word/2010/wordml" xmlns:w15="http://schemas.microsoft.com/office/word/2012/wordml" xmlns:w16cex="http://schemas.microsoft.com/office/word/2018/wordml/cex" xmlns:w16cid="http://schemas.microsoft.com/office/word/2016/wordml/cid" xmlns:w16="http://schemas.microsoft.com/office/word/2018/wordml" xmlns:w16sdtdh="http://schemas.microsoft.com/office/word/2020/wordml/sdtdatahash" xmlns:w16se="http://schemas.microsoft.com/office/word/2015/wordml/symex" xmlns:wpg="http://schemas.microsoft.com/office/word/2010/wordprocessingGroup" xmlns:wpi="http://schemas.microsoft.com/office/word/2010/wordprocessingInk" xmlns:wne="http://schemas.microsoft.com/office/word/2006/wordml" xmlns:wps="http://schemas.microsoft.com/office/word/2010/wordprocessingShape" mc:Ignorable="w14 w15 w16se w16cid w16 w16cex w16sdtdh wp14">
+<w:endnotes xmlns:wpc="http://schemas.microsoft.com/office/word/2010/wordprocessingCanvas" xmlns:cx="http://schemas.microsoft.com/office/drawing/2014/chartex" xmlns:cx1="http://schemas.microsoft.com/office/drawing/2015/9/8/chartex" xmlns:cx2="http://schemas.microsoft.com/office/drawing/2015/10/21/chartex" xmlns:cx3="http://schemas.microsoft.com/office/drawing/2016/5/9/chartex" xmlns:cx4="http://schemas.microsoft.com/office/drawing/2016/5/10/chartex" xmlns:cx5="http://schemas.microsoft.com/office/drawing/2016/5/11/chartex" xmlns:cx6="http://schemas.microsoft.com/office/drawing/2016/5/12/chartex" xmlns:cx7="http://schemas.microsoft.com/office/drawing/2016/5/13/chartex" xmlns:cx8="http://schemas.microsoft.com/office/drawing/2016/5/14/chartex" xmlns:mc="http://schemas.openxmlformats.org/markup-compatibility/2006" xmlns:aink="http://schemas.microsoft.com/office/drawing/2016/ink" xmlns:am3d="http://schemas.microsoft.com/office/drawing/2017/model3d" xmlns:o="urn:schemas-microsoft-com:office:office" xmlns:r="http://schemas.openxmlformats.org/officeDocument/2006/relationships" xmlns:m="http://schemas.openxmlformats.org/officeDocument/2006/math" xmlns:v="urn:schemas-microsoft-com:vml" xmlns:wp14="http://schemas.microsoft.com/office/word/2010/wordprocessingDrawing" xmlns:wp="http://schemas.openxmlformats.org/drawingml/2006/wordprocessingDrawing" xmlns:w10="urn:schemas-microsoft-com:office:word" xmlns:w="http://schemas.openxmlformats.org/wordprocessingml/2006/main" xmlns:w14="http://schemas.microsoft.com/office/word/2010/wordml" xmlns:w15="http://schemas.microsoft.com/office/word/2012/wordml" xmlns:w16cex="http://schemas.microsoft.com/office/word/2018/wordml/cex" xmlns:w16cid="http://schemas.microsoft.com/office/word/2016/wordml/cid" xmlns:w16="http://schemas.microsoft.com/office/word/2018/wordml" xmlns:w16se="http://schemas.microsoft.com/office/word/2015/wordml/symex" xmlns:wpg="http://schemas.microsoft.com/office/word/2010/wordprocessingGroup" xmlns:wpi="http://schemas.microsoft.com/office/word/2010/wordprocessingInk" xmlns:wne="http://schemas.microsoft.com/office/word/2006/wordml" xmlns:wps="http://schemas.microsoft.com/office/word/2010/wordprocessingShape" mc:Ignorable="w14 w15 w16se w16cid w16 w16cex wp14">
   <w:endnote w:type="separator" w:id="-1">
     <w:p>
       <w:pPr>
@@ -2242,7 +2249,7 @@
 </file>
 
 <file path=word/footer1.xml><?xml version="1.0" encoding="utf-8"?>
-<w:ftr xmlns:wpc="http://schemas.microsoft.com/office/word/2010/wordprocessingCanvas" xmlns:cx="http://schemas.microsoft.com/office/drawing/2014/chartex" xmlns:cx1="http://schemas.microsoft.com/office/drawing/2015/9/8/chartex" xmlns:cx2="http://schemas.microsoft.com/office/drawing/2015/10/21/chartex" xmlns:cx3="http://schemas.microsoft.com/office/drawing/2016/5/9/chartex" xmlns:cx4="http://schemas.microsoft.com/office/drawing/2016/5/10/chartex" xmlns:cx5="http://schemas.microsoft.com/office/drawing/2016/5/11/chartex" xmlns:cx6="http://schemas.microsoft.com/office/drawing/2016/5/12/chartex" xmlns:cx7="http://schemas.microsoft.com/office/drawing/2016/5/13/chartex" xmlns:cx8="http://schemas.microsoft.com/office/drawing/2016/5/14/chartex" xmlns:mc="http://schemas.openxmlformats.org/markup-compatibility/2006" xmlns:aink="http://schemas.microsoft.com/office/drawing/2016/ink" xmlns:am3d="http://schemas.microsoft.com/office/drawing/2017/model3d" xmlns:o="urn:schemas-microsoft-com:office:office" xmlns:oel="http://schemas.microsoft.com/office/2019/extlst" xmlns:r="http://schemas.openxmlformats.org/officeDocument/2006/relationships" xmlns:m="http://schemas.openxmlformats.org/officeDocument/2006/math" xmlns:v="urn:schemas-microsoft-com:vml" xmlns:wp14="http://schemas.microsoft.com/office/word/2010/wordprocessingDrawing" xmlns:wp="http://schemas.openxmlformats.org/drawingml/2006/wordprocessingDrawing" xmlns:w10="urn:schemas-microsoft-com:office:word" xmlns:w="http://schemas.openxmlformats.org/wordprocessingml/2006/main" xmlns:w14="http://schemas.microsoft.com/office/word/2010/wordml" xmlns:w15="http://schemas.microsoft.com/office/word/2012/wordml" xmlns:w16cex="http://schemas.microsoft.com/office/word/2018/wordml/cex" xmlns:w16cid="http://schemas.microsoft.com/office/word/2016/wordml/cid" xmlns:w16="http://schemas.microsoft.com/office/word/2018/wordml" xmlns:w16sdtdh="http://schemas.microsoft.com/office/word/2020/wordml/sdtdatahash" xmlns:w16se="http://schemas.microsoft.com/office/word/2015/wordml/symex" xmlns:wpg="http://schemas.microsoft.com/office/word/2010/wordprocessingGroup" xmlns:wpi="http://schemas.microsoft.com/office/word/2010/wordprocessingInk" xmlns:wne="http://schemas.microsoft.com/office/word/2006/wordml" xmlns:wps="http://schemas.microsoft.com/office/word/2010/wordprocessingShape" mc:Ignorable="w14 w15 w16se w16cid w16 w16cex w16sdtdh wp14">
+<w:ftr xmlns:wpc="http://schemas.microsoft.com/office/word/2010/wordprocessingCanvas" xmlns:cx="http://schemas.microsoft.com/office/drawing/2014/chartex" xmlns:cx1="http://schemas.microsoft.com/office/drawing/2015/9/8/chartex" xmlns:cx2="http://schemas.microsoft.com/office/drawing/2015/10/21/chartex" xmlns:cx3="http://schemas.microsoft.com/office/drawing/2016/5/9/chartex" xmlns:cx4="http://schemas.microsoft.com/office/drawing/2016/5/10/chartex" xmlns:cx5="http://schemas.microsoft.com/office/drawing/2016/5/11/chartex" xmlns:cx6="http://schemas.microsoft.com/office/drawing/2016/5/12/chartex" xmlns:cx7="http://schemas.microsoft.com/office/drawing/2016/5/13/chartex" xmlns:cx8="http://schemas.microsoft.com/office/drawing/2016/5/14/chartex" xmlns:mc="http://schemas.openxmlformats.org/markup-compatibility/2006" xmlns:aink="http://schemas.microsoft.com/office/drawing/2016/ink" xmlns:am3d="http://schemas.microsoft.com/office/drawing/2017/model3d" xmlns:o="urn:schemas-microsoft-com:office:office" xmlns:r="http://schemas.openxmlformats.org/officeDocument/2006/relationships" xmlns:m="http://schemas.openxmlformats.org/officeDocument/2006/math" xmlns:v="urn:schemas-microsoft-com:vml" xmlns:wp14="http://schemas.microsoft.com/office/word/2010/wordprocessingDrawing" xmlns:wp="http://schemas.openxmlformats.org/drawingml/2006/wordprocessingDrawing" xmlns:w10="urn:schemas-microsoft-com:office:word" xmlns:w="http://schemas.openxmlformats.org/wordprocessingml/2006/main" xmlns:w14="http://schemas.microsoft.com/office/word/2010/wordml" xmlns:w15="http://schemas.microsoft.com/office/word/2012/wordml" xmlns:w16cex="http://schemas.microsoft.com/office/word/2018/wordml/cex" xmlns:w16cid="http://schemas.microsoft.com/office/word/2016/wordml/cid" xmlns:w16="http://schemas.microsoft.com/office/word/2018/wordml" xmlns:w16se="http://schemas.microsoft.com/office/word/2015/wordml/symex" xmlns:wpg="http://schemas.microsoft.com/office/word/2010/wordprocessingGroup" xmlns:wpi="http://schemas.microsoft.com/office/word/2010/wordprocessingInk" xmlns:wne="http://schemas.microsoft.com/office/word/2006/wordml" xmlns:wps="http://schemas.microsoft.com/office/word/2010/wordprocessingShape" mc:Ignorable="w14 w15 w16se w16cid w16 w16cex wp14">
   <w:p>
     <w:pPr>
       <w:pBdr>
@@ -2266,7 +2273,7 @@
 </file>
 
 <file path=word/footer2.xml><?xml version="1.0" encoding="utf-8"?>
-<w:ftr xmlns:wpc="http://schemas.microsoft.com/office/word/2010/wordprocessingCanvas" xmlns:cx="http://schemas.microsoft.com/office/drawing/2014/chartex" xmlns:cx1="http://schemas.microsoft.com/office/drawing/2015/9/8/chartex" xmlns:cx2="http://schemas.microsoft.com/office/drawing/2015/10/21/chartex" xmlns:cx3="http://schemas.microsoft.com/office/drawing/2016/5/9/chartex" xmlns:cx4="http://schemas.microsoft.com/office/drawing/2016/5/10/chartex" xmlns:cx5="http://schemas.microsoft.com/office/drawing/2016/5/11/chartex" xmlns:cx6="http://schemas.microsoft.com/office/drawing/2016/5/12/chartex" xmlns:cx7="http://schemas.microsoft.com/office/drawing/2016/5/13/chartex" xmlns:cx8="http://schemas.microsoft.com/office/drawing/2016/5/14/chartex" xmlns:mc="http://schemas.openxmlformats.org/markup-compatibility/2006" xmlns:aink="http://schemas.microsoft.com/office/drawing/2016/ink" xmlns:am3d="http://schemas.microsoft.com/office/drawing/2017/model3d" xmlns:o="urn:schemas-microsoft-com:office:office" xmlns:oel="http://schemas.microsoft.com/office/2019/extlst" xmlns:r="http://schemas.openxmlformats.org/officeDocument/2006/relationships" xmlns:m="http://schemas.openxmlformats.org/officeDocument/2006/math" xmlns:v="urn:schemas-microsoft-com:vml" xmlns:wp14="http://schemas.microsoft.com/office/word/2010/wordprocessingDrawing" xmlns:wp="http://schemas.openxmlformats.org/drawingml/2006/wordprocessingDrawing" xmlns:w10="urn:schemas-microsoft-com:office:word" xmlns:w="http://schemas.openxmlformats.org/wordprocessingml/2006/main" xmlns:w14="http://schemas.microsoft.com/office/word/2010/wordml" xmlns:w15="http://schemas.microsoft.com/office/word/2012/wordml" xmlns:w16cex="http://schemas.microsoft.com/office/word/2018/wordml/cex" xmlns:w16cid="http://schemas.microsoft.com/office/word/2016/wordml/cid" xmlns:w16="http://schemas.microsoft.com/office/word/2018/wordml" xmlns:w16sdtdh="http://schemas.microsoft.com/office/word/2020/wordml/sdtdatahash" xmlns:w16se="http://schemas.microsoft.com/office/word/2015/wordml/symex" xmlns:wpg="http://schemas.microsoft.com/office/word/2010/wordprocessingGroup" xmlns:wpi="http://schemas.microsoft.com/office/word/2010/wordprocessingInk" xmlns:wne="http://schemas.microsoft.com/office/word/2006/wordml" xmlns:wps="http://schemas.microsoft.com/office/word/2010/wordprocessingShape" mc:Ignorable="w14 w15 w16se w16cid w16 w16cex w16sdtdh wp14">
+<w:ftr xmlns:wpc="http://schemas.microsoft.com/office/word/2010/wordprocessingCanvas" xmlns:cx="http://schemas.microsoft.com/office/drawing/2014/chartex" xmlns:cx1="http://schemas.microsoft.com/office/drawing/2015/9/8/chartex" xmlns:cx2="http://schemas.microsoft.com/office/drawing/2015/10/21/chartex" xmlns:cx3="http://schemas.microsoft.com/office/drawing/2016/5/9/chartex" xmlns:cx4="http://schemas.microsoft.com/office/drawing/2016/5/10/chartex" xmlns:cx5="http://schemas.microsoft.com/office/drawing/2016/5/11/chartex" xmlns:cx6="http://schemas.microsoft.com/office/drawing/2016/5/12/chartex" xmlns:cx7="http://schemas.microsoft.com/office/drawing/2016/5/13/chartex" xmlns:cx8="http://schemas.microsoft.com/office/drawing/2016/5/14/chartex" xmlns:mc="http://schemas.openxmlformats.org/markup-compatibility/2006" xmlns:aink="http://schemas.microsoft.com/office/drawing/2016/ink" xmlns:am3d="http://schemas.microsoft.com/office/drawing/2017/model3d" xmlns:o="urn:schemas-microsoft-com:office:office" xmlns:r="http://schemas.openxmlformats.org/officeDocument/2006/relationships" xmlns:m="http://schemas.openxmlformats.org/officeDocument/2006/math" xmlns:v="urn:schemas-microsoft-com:vml" xmlns:wp14="http://schemas.microsoft.com/office/word/2010/wordprocessingDrawing" xmlns:wp="http://schemas.openxmlformats.org/drawingml/2006/wordprocessingDrawing" xmlns:w10="urn:schemas-microsoft-com:office:word" xmlns:w="http://schemas.openxmlformats.org/wordprocessingml/2006/main" xmlns:w14="http://schemas.microsoft.com/office/word/2010/wordml" xmlns:w15="http://schemas.microsoft.com/office/word/2012/wordml" xmlns:w16cex="http://schemas.microsoft.com/office/word/2018/wordml/cex" xmlns:w16cid="http://schemas.microsoft.com/office/word/2016/wordml/cid" xmlns:w16="http://schemas.microsoft.com/office/word/2018/wordml" xmlns:w16se="http://schemas.microsoft.com/office/word/2015/wordml/symex" xmlns:wpg="http://schemas.microsoft.com/office/word/2010/wordprocessingGroup" xmlns:wpi="http://schemas.microsoft.com/office/word/2010/wordprocessingInk" xmlns:wne="http://schemas.microsoft.com/office/word/2006/wordml" xmlns:wps="http://schemas.microsoft.com/office/word/2010/wordprocessingShape" mc:Ignorable="w14 w15 w16se w16cid w16 w16cex wp14">
   <w:p>
     <w:pPr>
       <w:tabs>
@@ -2403,7 +2410,7 @@
 </file>
 
 <file path=word/footer3.xml><?xml version="1.0" encoding="utf-8"?>
-<w:ftr xmlns:wpc="http://schemas.microsoft.com/office/word/2010/wordprocessingCanvas" xmlns:cx="http://schemas.microsoft.com/office/drawing/2014/chartex" xmlns:cx1="http://schemas.microsoft.com/office/drawing/2015/9/8/chartex" xmlns:cx2="http://schemas.microsoft.com/office/drawing/2015/10/21/chartex" xmlns:cx3="http://schemas.microsoft.com/office/drawing/2016/5/9/chartex" xmlns:cx4="http://schemas.microsoft.com/office/drawing/2016/5/10/chartex" xmlns:cx5="http://schemas.microsoft.com/office/drawing/2016/5/11/chartex" xmlns:cx6="http://schemas.microsoft.com/office/drawing/2016/5/12/chartex" xmlns:cx7="http://schemas.microsoft.com/office/drawing/2016/5/13/chartex" xmlns:cx8="http://schemas.microsoft.com/office/drawing/2016/5/14/chartex" xmlns:mc="http://schemas.openxmlformats.org/markup-compatibility/2006" xmlns:aink="http://schemas.microsoft.com/office/drawing/2016/ink" xmlns:am3d="http://schemas.microsoft.com/office/drawing/2017/model3d" xmlns:o="urn:schemas-microsoft-com:office:office" xmlns:oel="http://schemas.microsoft.com/office/2019/extlst" xmlns:r="http://schemas.openxmlformats.org/officeDocument/2006/relationships" xmlns:m="http://schemas.openxmlformats.org/officeDocument/2006/math" xmlns:v="urn:schemas-microsoft-com:vml" xmlns:wp14="http://schemas.microsoft.com/office/word/2010/wordprocessingDrawing" xmlns:wp="http://schemas.openxmlformats.org/drawingml/2006/wordprocessingDrawing" xmlns:w10="urn:schemas-microsoft-com:office:word" xmlns:w="http://schemas.openxmlformats.org/wordprocessingml/2006/main" xmlns:w14="http://schemas.microsoft.com/office/word/2010/wordml" xmlns:w15="http://schemas.microsoft.com/office/word/2012/wordml" xmlns:w16cex="http://schemas.microsoft.com/office/word/2018/wordml/cex" xmlns:w16cid="http://schemas.microsoft.com/office/word/2016/wordml/cid" xmlns:w16="http://schemas.microsoft.com/office/word/2018/wordml" xmlns:w16sdtdh="http://schemas.microsoft.com/office/word/2020/wordml/sdtdatahash" xmlns:w16se="http://schemas.microsoft.com/office/word/2015/wordml/symex" xmlns:wpg="http://schemas.microsoft.com/office/word/2010/wordprocessingGroup" xmlns:wpi="http://schemas.microsoft.com/office/word/2010/wordprocessingInk" xmlns:wne="http://schemas.microsoft.com/office/word/2006/wordml" xmlns:wps="http://schemas.microsoft.com/office/word/2010/wordprocessingShape" mc:Ignorable="w14 w15 w16se w16cid w16 w16cex w16sdtdh wp14">
+<w:ftr xmlns:wpc="http://schemas.microsoft.com/office/word/2010/wordprocessingCanvas" xmlns:cx="http://schemas.microsoft.com/office/drawing/2014/chartex" xmlns:cx1="http://schemas.microsoft.com/office/drawing/2015/9/8/chartex" xmlns:cx2="http://schemas.microsoft.com/office/drawing/2015/10/21/chartex" xmlns:cx3="http://schemas.microsoft.com/office/drawing/2016/5/9/chartex" xmlns:cx4="http://schemas.microsoft.com/office/drawing/2016/5/10/chartex" xmlns:cx5="http://schemas.microsoft.com/office/drawing/2016/5/11/chartex" xmlns:cx6="http://schemas.microsoft.com/office/drawing/2016/5/12/chartex" xmlns:cx7="http://schemas.microsoft.com/office/drawing/2016/5/13/chartex" xmlns:cx8="http://schemas.microsoft.com/office/drawing/2016/5/14/chartex" xmlns:mc="http://schemas.openxmlformats.org/markup-compatibility/2006" xmlns:aink="http://schemas.microsoft.com/office/drawing/2016/ink" xmlns:am3d="http://schemas.microsoft.com/office/drawing/2017/model3d" xmlns:o="urn:schemas-microsoft-com:office:office" xmlns:r="http://schemas.openxmlformats.org/officeDocument/2006/relationships" xmlns:m="http://schemas.openxmlformats.org/officeDocument/2006/math" xmlns:v="urn:schemas-microsoft-com:vml" xmlns:wp14="http://schemas.microsoft.com/office/word/2010/wordprocessingDrawing" xmlns:wp="http://schemas.openxmlformats.org/drawingml/2006/wordprocessingDrawing" xmlns:w10="urn:schemas-microsoft-com:office:word" xmlns:w="http://schemas.openxmlformats.org/wordprocessingml/2006/main" xmlns:w14="http://schemas.microsoft.com/office/word/2010/wordml" xmlns:w15="http://schemas.microsoft.com/office/word/2012/wordml" xmlns:w16cex="http://schemas.microsoft.com/office/word/2018/wordml/cex" xmlns:w16cid="http://schemas.microsoft.com/office/word/2016/wordml/cid" xmlns:w16="http://schemas.microsoft.com/office/word/2018/wordml" xmlns:w16se="http://schemas.microsoft.com/office/word/2015/wordml/symex" xmlns:wpg="http://schemas.microsoft.com/office/word/2010/wordprocessingGroup" xmlns:wpi="http://schemas.microsoft.com/office/word/2010/wordprocessingInk" xmlns:wne="http://schemas.microsoft.com/office/word/2006/wordml" xmlns:wps="http://schemas.microsoft.com/office/word/2010/wordprocessingShape" mc:Ignorable="w14 w15 w16se w16cid w16 w16cex wp14">
   <w:p>
     <w:pPr>
       <w:pBdr>
@@ -2427,7 +2434,7 @@
 </file>
 
 <file path=word/footnotes.xml><?xml version="1.0" encoding="utf-8"?>
-<w:footnotes xmlns:wpc="http://schemas.microsoft.com/office/word/2010/wordprocessingCanvas" xmlns:cx="http://schemas.microsoft.com/office/drawing/2014/chartex" xmlns:cx1="http://schemas.microsoft.com/office/drawing/2015/9/8/chartex" xmlns:cx2="http://schemas.microsoft.com/office/drawing/2015/10/21/chartex" xmlns:cx3="http://schemas.microsoft.com/office/drawing/2016/5/9/chartex" xmlns:cx4="http://schemas.microsoft.com/office/drawing/2016/5/10/chartex" xmlns:cx5="http://schemas.microsoft.com/office/drawing/2016/5/11/chartex" xmlns:cx6="http://schemas.microsoft.com/office/drawing/2016/5/12/chartex" xmlns:cx7="http://schemas.microsoft.com/office/drawing/2016/5/13/chartex" xmlns:cx8="http://schemas.microsoft.com/office/drawing/2016/5/14/chartex" xmlns:mc="http://schemas.openxmlformats.org/markup-compatibility/2006" xmlns:aink="http://schemas.microsoft.com/office/drawing/2016/ink" xmlns:am3d="http://schemas.microsoft.com/office/drawing/2017/model3d" xmlns:o="urn:schemas-microsoft-com:office:office" xmlns:oel="http://schemas.microsoft.com/office/2019/extlst" xmlns:r="http://schemas.openxmlformats.org/officeDocument/2006/relationships" xmlns:m="http://schemas.openxmlformats.org/officeDocument/2006/math" xmlns:v="urn:schemas-microsoft-com:vml" xmlns:wp14="http://schemas.microsoft.com/office/word/2010/wordprocessingDrawing" xmlns:wp="http://schemas.openxmlformats.org/drawingml/2006/wordprocessingDrawing" xmlns:w10="urn:schemas-microsoft-com:office:word" xmlns:w="http://schemas.openxmlformats.org/wordprocessingml/2006/main" xmlns:w14="http://schemas.microsoft.com/office/word/2010/wordml" xmlns:w15="http://schemas.microsoft.com/office/word/2012/wordml" xmlns:w16cex="http://schemas.microsoft.com/office/word/2018/wordml/cex" xmlns:w16cid="http://schemas.microsoft.com/office/word/2016/wordml/cid" xmlns:w16="http://schemas.microsoft.com/office/word/2018/wordml" xmlns:w16sdtdh="http://schemas.microsoft.com/office/word/2020/wordml/sdtdatahash" xmlns:w16se="http://schemas.microsoft.com/office/word/2015/wordml/symex" xmlns:wpg="http://schemas.microsoft.com/office/word/2010/wordprocessingGroup" xmlns:wpi="http://schemas.microsoft.com/office/word/2010/wordprocessingInk" xmlns:wne="http://schemas.microsoft.com/office/word/2006/wordml" xmlns:wps="http://schemas.microsoft.com/office/word/2010/wordprocessingShape" mc:Ignorable="w14 w15 w16se w16cid w16 w16cex w16sdtdh wp14">
+<w:footnotes xmlns:wpc="http://schemas.microsoft.com/office/word/2010/wordprocessingCanvas" xmlns:cx="http://schemas.microsoft.com/office/drawing/2014/chartex" xmlns:cx1="http://schemas.microsoft.com/office/drawing/2015/9/8/chartex" xmlns:cx2="http://schemas.microsoft.com/office/drawing/2015/10/21/chartex" xmlns:cx3="http://schemas.microsoft.com/office/drawing/2016/5/9/chartex" xmlns:cx4="http://schemas.microsoft.com/office/drawing/2016/5/10/chartex" xmlns:cx5="http://schemas.microsoft.com/office/drawing/2016/5/11/chartex" xmlns:cx6="http://schemas.microsoft.com/office/drawing/2016/5/12/chartex" xmlns:cx7="http://schemas.microsoft.com/office/drawing/2016/5/13/chartex" xmlns:cx8="http://schemas.microsoft.com/office/drawing/2016/5/14/chartex" xmlns:mc="http://schemas.openxmlformats.org/markup-compatibility/2006" xmlns:aink="http://schemas.microsoft.com/office/drawing/2016/ink" xmlns:am3d="http://schemas.microsoft.com/office/drawing/2017/model3d" xmlns:o="urn:schemas-microsoft-com:office:office" xmlns:r="http://schemas.openxmlformats.org/officeDocument/2006/relationships" xmlns:m="http://schemas.openxmlformats.org/officeDocument/2006/math" xmlns:v="urn:schemas-microsoft-com:vml" xmlns:wp14="http://schemas.microsoft.com/office/word/2010/wordprocessingDrawing" xmlns:wp="http://schemas.openxmlformats.org/drawingml/2006/wordprocessingDrawing" xmlns:w10="urn:schemas-microsoft-com:office:word" xmlns:w="http://schemas.openxmlformats.org/wordprocessingml/2006/main" xmlns:w14="http://schemas.microsoft.com/office/word/2010/wordml" xmlns:w15="http://schemas.microsoft.com/office/word/2012/wordml" xmlns:w16cex="http://schemas.microsoft.com/office/word/2018/wordml/cex" xmlns:w16cid="http://schemas.microsoft.com/office/word/2016/wordml/cid" xmlns:w16="http://schemas.microsoft.com/office/word/2018/wordml" xmlns:w16se="http://schemas.microsoft.com/office/word/2015/wordml/symex" xmlns:wpg="http://schemas.microsoft.com/office/word/2010/wordprocessingGroup" xmlns:wpi="http://schemas.microsoft.com/office/word/2010/wordprocessingInk" xmlns:wne="http://schemas.microsoft.com/office/word/2006/wordml" xmlns:wps="http://schemas.microsoft.com/office/word/2010/wordprocessingShape" mc:Ignorable="w14 w15 w16se w16cid w16 w16cex wp14">
   <w:footnote w:type="separator" w:id="-1">
     <w:p>
       <w:pPr>
@@ -2452,7 +2459,7 @@
 </file>
 
 <file path=word/header1.xml><?xml version="1.0" encoding="utf-8"?>
-<w:hdr xmlns:wpc="http://schemas.microsoft.com/office/word/2010/wordprocessingCanvas" xmlns:cx="http://schemas.microsoft.com/office/drawing/2014/chartex" xmlns:cx1="http://schemas.microsoft.com/office/drawing/2015/9/8/chartex" xmlns:cx2="http://schemas.microsoft.com/office/drawing/2015/10/21/chartex" xmlns:cx3="http://schemas.microsoft.com/office/drawing/2016/5/9/chartex" xmlns:cx4="http://schemas.microsoft.com/office/drawing/2016/5/10/chartex" xmlns:cx5="http://schemas.microsoft.com/office/drawing/2016/5/11/chartex" xmlns:cx6="http://schemas.microsoft.com/office/drawing/2016/5/12/chartex" xmlns:cx7="http://schemas.microsoft.com/office/drawing/2016/5/13/chartex" xmlns:cx8="http://schemas.microsoft.com/office/drawing/2016/5/14/chartex" xmlns:mc="http://schemas.openxmlformats.org/markup-compatibility/2006" xmlns:aink="http://schemas.microsoft.com/office/drawing/2016/ink" xmlns:am3d="http://schemas.microsoft.com/office/drawing/2017/model3d" xmlns:o="urn:schemas-microsoft-com:office:office" xmlns:oel="http://schemas.microsoft.com/office/2019/extlst" xmlns:r="http://schemas.openxmlformats.org/officeDocument/2006/relationships" xmlns:m="http://schemas.openxmlformats.org/officeDocument/2006/math" xmlns:v="urn:schemas-microsoft-com:vml" xmlns:wp14="http://schemas.microsoft.com/office/word/2010/wordprocessingDrawing" xmlns:wp="http://schemas.openxmlformats.org/drawingml/2006/wordprocessingDrawing" xmlns:w10="urn:schemas-microsoft-com:office:word" xmlns:w="http://schemas.openxmlformats.org/wordprocessingml/2006/main" xmlns:w14="http://schemas.microsoft.com/office/word/2010/wordml" xmlns:w15="http://schemas.microsoft.com/office/word/2012/wordml" xmlns:w16cex="http://schemas.microsoft.com/office/word/2018/wordml/cex" xmlns:w16cid="http://schemas.microsoft.com/office/word/2016/wordml/cid" xmlns:w16="http://schemas.microsoft.com/office/word/2018/wordml" xmlns:w16sdtdh="http://schemas.microsoft.com/office/word/2020/wordml/sdtdatahash" xmlns:w16se="http://schemas.microsoft.com/office/word/2015/wordml/symex" xmlns:wpg="http://schemas.microsoft.com/office/word/2010/wordprocessingGroup" xmlns:wpi="http://schemas.microsoft.com/office/word/2010/wordprocessingInk" xmlns:wne="http://schemas.microsoft.com/office/word/2006/wordml" xmlns:wps="http://schemas.microsoft.com/office/word/2010/wordprocessingShape" mc:Ignorable="w14 w15 w16se w16cid w16 w16cex w16sdtdh wp14">
+<w:hdr xmlns:wpc="http://schemas.microsoft.com/office/word/2010/wordprocessingCanvas" xmlns:cx="http://schemas.microsoft.com/office/drawing/2014/chartex" xmlns:cx1="http://schemas.microsoft.com/office/drawing/2015/9/8/chartex" xmlns:cx2="http://schemas.microsoft.com/office/drawing/2015/10/21/chartex" xmlns:cx3="http://schemas.microsoft.com/office/drawing/2016/5/9/chartex" xmlns:cx4="http://schemas.microsoft.com/office/drawing/2016/5/10/chartex" xmlns:cx5="http://schemas.microsoft.com/office/drawing/2016/5/11/chartex" xmlns:cx6="http://schemas.microsoft.com/office/drawing/2016/5/12/chartex" xmlns:cx7="http://schemas.microsoft.com/office/drawing/2016/5/13/chartex" xmlns:cx8="http://schemas.microsoft.com/office/drawing/2016/5/14/chartex" xmlns:mc="http://schemas.openxmlformats.org/markup-compatibility/2006" xmlns:aink="http://schemas.microsoft.com/office/drawing/2016/ink" xmlns:am3d="http://schemas.microsoft.com/office/drawing/2017/model3d" xmlns:o="urn:schemas-microsoft-com:office:office" xmlns:r="http://schemas.openxmlformats.org/officeDocument/2006/relationships" xmlns:m="http://schemas.openxmlformats.org/officeDocument/2006/math" xmlns:v="urn:schemas-microsoft-com:vml" xmlns:wp14="http://schemas.microsoft.com/office/word/2010/wordprocessingDrawing" xmlns:wp="http://schemas.openxmlformats.org/drawingml/2006/wordprocessingDrawing" xmlns:w10="urn:schemas-microsoft-com:office:word" xmlns:w="http://schemas.openxmlformats.org/wordprocessingml/2006/main" xmlns:w14="http://schemas.microsoft.com/office/word/2010/wordml" xmlns:w15="http://schemas.microsoft.com/office/word/2012/wordml" xmlns:w16cex="http://schemas.microsoft.com/office/word/2018/wordml/cex" xmlns:w16cid="http://schemas.microsoft.com/office/word/2016/wordml/cid" xmlns:w16="http://schemas.microsoft.com/office/word/2018/wordml" xmlns:w16se="http://schemas.microsoft.com/office/word/2015/wordml/symex" xmlns:wpg="http://schemas.microsoft.com/office/word/2010/wordprocessingGroup" xmlns:wpi="http://schemas.microsoft.com/office/word/2010/wordprocessingInk" xmlns:wne="http://schemas.microsoft.com/office/word/2006/wordml" xmlns:wps="http://schemas.microsoft.com/office/word/2010/wordprocessingShape" mc:Ignorable="w14 w15 w16se w16cid w16 w16cex wp14">
   <w:p>
     <w:pPr>
       <w:pBdr>
@@ -2476,7 +2483,7 @@
 </file>
 
 <file path=word/header2.xml><?xml version="1.0" encoding="utf-8"?>
-<w:hdr xmlns:wpc="http://schemas.microsoft.com/office/word/2010/wordprocessingCanvas" xmlns:cx="http://schemas.microsoft.com/office/drawing/2014/chartex" xmlns:cx1="http://schemas.microsoft.com/office/drawing/2015/9/8/chartex" xmlns:cx2="http://schemas.microsoft.com/office/drawing/2015/10/21/chartex" xmlns:cx3="http://schemas.microsoft.com/office/drawing/2016/5/9/chartex" xmlns:cx4="http://schemas.microsoft.com/office/drawing/2016/5/10/chartex" xmlns:cx5="http://schemas.microsoft.com/office/drawing/2016/5/11/chartex" xmlns:cx6="http://schemas.microsoft.com/office/drawing/2016/5/12/chartex" xmlns:cx7="http://schemas.microsoft.com/office/drawing/2016/5/13/chartex" xmlns:cx8="http://schemas.microsoft.com/office/drawing/2016/5/14/chartex" xmlns:mc="http://schemas.openxmlformats.org/markup-compatibility/2006" xmlns:aink="http://schemas.microsoft.com/office/drawing/2016/ink" xmlns:am3d="http://schemas.microsoft.com/office/drawing/2017/model3d" xmlns:o="urn:schemas-microsoft-com:office:office" xmlns:oel="http://schemas.microsoft.com/office/2019/extlst" xmlns:r="http://schemas.openxmlformats.org/officeDocument/2006/relationships" xmlns:m="http://schemas.openxmlformats.org/officeDocument/2006/math" xmlns:v="urn:schemas-microsoft-com:vml" xmlns:wp14="http://schemas.microsoft.com/office/word/2010/wordprocessingDrawing" xmlns:wp="http://schemas.openxmlformats.org/drawingml/2006/wordprocessingDrawing" xmlns:w10="urn:schemas-microsoft-com:office:word" xmlns:w="http://schemas.openxmlformats.org/wordprocessingml/2006/main" xmlns:w14="http://schemas.microsoft.com/office/word/2010/wordml" xmlns:w15="http://schemas.microsoft.com/office/word/2012/wordml" xmlns:w16cex="http://schemas.microsoft.com/office/word/2018/wordml/cex" xmlns:w16cid="http://schemas.microsoft.com/office/word/2016/wordml/cid" xmlns:w16="http://schemas.microsoft.com/office/word/2018/wordml" xmlns:w16sdtdh="http://schemas.microsoft.com/office/word/2020/wordml/sdtdatahash" xmlns:w16se="http://schemas.microsoft.com/office/word/2015/wordml/symex" xmlns:wpg="http://schemas.microsoft.com/office/word/2010/wordprocessingGroup" xmlns:wpi="http://schemas.microsoft.com/office/word/2010/wordprocessingInk" xmlns:wne="http://schemas.microsoft.com/office/word/2006/wordml" xmlns:wps="http://schemas.microsoft.com/office/word/2010/wordprocessingShape" mc:Ignorable="w14 w15 w16se w16cid w16 w16cex w16sdtdh wp14">
+<w:hdr xmlns:wpc="http://schemas.microsoft.com/office/word/2010/wordprocessingCanvas" xmlns:cx="http://schemas.microsoft.com/office/drawing/2014/chartex" xmlns:cx1="http://schemas.microsoft.com/office/drawing/2015/9/8/chartex" xmlns:cx2="http://schemas.microsoft.com/office/drawing/2015/10/21/chartex" xmlns:cx3="http://schemas.microsoft.com/office/drawing/2016/5/9/chartex" xmlns:cx4="http://schemas.microsoft.com/office/drawing/2016/5/10/chartex" xmlns:cx5="http://schemas.microsoft.com/office/drawing/2016/5/11/chartex" xmlns:cx6="http://schemas.microsoft.com/office/drawing/2016/5/12/chartex" xmlns:cx7="http://schemas.microsoft.com/office/drawing/2016/5/13/chartex" xmlns:cx8="http://schemas.microsoft.com/office/drawing/2016/5/14/chartex" xmlns:mc="http://schemas.openxmlformats.org/markup-compatibility/2006" xmlns:aink="http://schemas.microsoft.com/office/drawing/2016/ink" xmlns:am3d="http://schemas.microsoft.com/office/drawing/2017/model3d" xmlns:o="urn:schemas-microsoft-com:office:office" xmlns:r="http://schemas.openxmlformats.org/officeDocument/2006/relationships" xmlns:m="http://schemas.openxmlformats.org/officeDocument/2006/math" xmlns:v="urn:schemas-microsoft-com:vml" xmlns:wp14="http://schemas.microsoft.com/office/word/2010/wordprocessingDrawing" xmlns:wp="http://schemas.openxmlformats.org/drawingml/2006/wordprocessingDrawing" xmlns:w10="urn:schemas-microsoft-com:office:word" xmlns:w="http://schemas.openxmlformats.org/wordprocessingml/2006/main" xmlns:w14="http://schemas.microsoft.com/office/word/2010/wordml" xmlns:w15="http://schemas.microsoft.com/office/word/2012/wordml" xmlns:w16cex="http://schemas.microsoft.com/office/word/2018/wordml/cex" xmlns:w16cid="http://schemas.microsoft.com/office/word/2016/wordml/cid" xmlns:w16="http://schemas.microsoft.com/office/word/2018/wordml" xmlns:w16se="http://schemas.microsoft.com/office/word/2015/wordml/symex" xmlns:wpg="http://schemas.microsoft.com/office/word/2010/wordprocessingGroup" xmlns:wpi="http://schemas.microsoft.com/office/word/2010/wordprocessingInk" xmlns:wne="http://schemas.microsoft.com/office/word/2006/wordml" xmlns:wps="http://schemas.microsoft.com/office/word/2010/wordprocessingShape" mc:Ignorable="w14 w15 w16se w16cid w16 w16cex wp14">
   <w:p>
     <w:pPr>
       <w:pBdr>
@@ -3509,7 +3516,7 @@
             </wp:anchor>
           </w:drawing>
         </mc:Choice>
-        <mc:Fallback>
+        <mc:Fallback xmlns:w16sdtdh="http://schemas.microsoft.com/office/word/2020/wordml/sdtdatahash" xmlns:oel="http://schemas.microsoft.com/office/2019/extlst">
           <w:pict>
             <v:group w14:anchorId="1DE25786" id="Grupo 2" o:spid="_x0000_s1026" style="position:absolute;left:0;text-align:left;margin-left:50.65pt;margin-top:36pt;width:36.6pt;height:49.25pt;z-index:251658240;mso-wrap-distance-left:0;mso-wrap-distance-right:0;mso-position-horizontal-relative:page;mso-position-vertical-relative:page" coordorigin="51135,34672" coordsize="4648,6255" o:gfxdata="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">
               <v:group id="Grupo 1" o:spid="_x0000_s1027" style="position:absolute;left:51135;top:34672;width:4648;height:6258" coordorigin="" coordsize="4648,6257" o:gfxdata="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">
@@ -3702,7 +3709,7 @@
             </wp:anchor>
           </w:drawing>
         </mc:Choice>
-        <mc:Fallback>
+        <mc:Fallback xmlns:w16sdtdh="http://schemas.microsoft.com/office/word/2020/wordml/sdtdatahash" xmlns:oel="http://schemas.microsoft.com/office/2019/extlst">
           <w:pict>
             <v:rect w14:anchorId="506E46BE" id="Rectángulo 14" o:spid="_x0000_s1039" style="position:absolute;left:0;text-align:left;margin-left:143.05pt;margin-top:.95pt;width:375.45pt;height:68.25pt;z-index:251659264;visibility:visible;mso-wrap-style:square;mso-wrap-distance-left:9pt;mso-wrap-distance-top:0;mso-wrap-distance-right:9pt;mso-wrap-distance-bottom:0;mso-position-horizontal:absolute;mso-position-horizontal-relative:text;mso-position-vertical:absolute;mso-position-vertical-relative:text;v-text-anchor:top" o:gfxdata="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" filled="f" stroked="f">
               <v:textbox inset="2.53958mm,1.2694mm,2.53958mm,1.2694mm">
@@ -3858,7 +3865,7 @@
 </file>
 
 <file path=word/header3.xml><?xml version="1.0" encoding="utf-8"?>
-<w:hdr xmlns:wpc="http://schemas.microsoft.com/office/word/2010/wordprocessingCanvas" xmlns:cx="http://schemas.microsoft.com/office/drawing/2014/chartex" xmlns:cx1="http://schemas.microsoft.com/office/drawing/2015/9/8/chartex" xmlns:cx2="http://schemas.microsoft.com/office/drawing/2015/10/21/chartex" xmlns:cx3="http://schemas.microsoft.com/office/drawing/2016/5/9/chartex" xmlns:cx4="http://schemas.microsoft.com/office/drawing/2016/5/10/chartex" xmlns:cx5="http://schemas.microsoft.com/office/drawing/2016/5/11/chartex" xmlns:cx6="http://schemas.microsoft.com/office/drawing/2016/5/12/chartex" xmlns:cx7="http://schemas.microsoft.com/office/drawing/2016/5/13/chartex" xmlns:cx8="http://schemas.microsoft.com/office/drawing/2016/5/14/chartex" xmlns:mc="http://schemas.openxmlformats.org/markup-compatibility/2006" xmlns:aink="http://schemas.microsoft.com/office/drawing/2016/ink" xmlns:am3d="http://schemas.microsoft.com/office/drawing/2017/model3d" xmlns:o="urn:schemas-microsoft-com:office:office" xmlns:oel="http://schemas.microsoft.com/office/2019/extlst" xmlns:r="http://schemas.openxmlformats.org/officeDocument/2006/relationships" xmlns:m="http://schemas.openxmlformats.org/officeDocument/2006/math" xmlns:v="urn:schemas-microsoft-com:vml" xmlns:wp14="http://schemas.microsoft.com/office/word/2010/wordprocessingDrawing" xmlns:wp="http://schemas.openxmlformats.org/drawingml/2006/wordprocessingDrawing" xmlns:w10="urn:schemas-microsoft-com:office:word" xmlns:w="http://schemas.openxmlformats.org/wordprocessingml/2006/main" xmlns:w14="http://schemas.microsoft.com/office/word/2010/wordml" xmlns:w15="http://schemas.microsoft.com/office/word/2012/wordml" xmlns:w16cex="http://schemas.microsoft.com/office/word/2018/wordml/cex" xmlns:w16cid="http://schemas.microsoft.com/office/word/2016/wordml/cid" xmlns:w16="http://schemas.microsoft.com/office/word/2018/wordml" xmlns:w16sdtdh="http://schemas.microsoft.com/office/word/2020/wordml/sdtdatahash" xmlns:w16se="http://schemas.microsoft.com/office/word/2015/wordml/symex" xmlns:wpg="http://schemas.microsoft.com/office/word/2010/wordprocessingGroup" xmlns:wpi="http://schemas.microsoft.com/office/word/2010/wordprocessingInk" xmlns:wne="http://schemas.microsoft.com/office/word/2006/wordml" xmlns:wps="http://schemas.microsoft.com/office/word/2010/wordprocessingShape" mc:Ignorable="w14 w15 w16se w16cid w16 w16cex w16sdtdh wp14">
+<w:hdr xmlns:wpc="http://schemas.microsoft.com/office/word/2010/wordprocessingCanvas" xmlns:cx="http://schemas.microsoft.com/office/drawing/2014/chartex" xmlns:cx1="http://schemas.microsoft.com/office/drawing/2015/9/8/chartex" xmlns:cx2="http://schemas.microsoft.com/office/drawing/2015/10/21/chartex" xmlns:cx3="http://schemas.microsoft.com/office/drawing/2016/5/9/chartex" xmlns:cx4="http://schemas.microsoft.com/office/drawing/2016/5/10/chartex" xmlns:cx5="http://schemas.microsoft.com/office/drawing/2016/5/11/chartex" xmlns:cx6="http://schemas.microsoft.com/office/drawing/2016/5/12/chartex" xmlns:cx7="http://schemas.microsoft.com/office/drawing/2016/5/13/chartex" xmlns:cx8="http://schemas.microsoft.com/office/drawing/2016/5/14/chartex" xmlns:mc="http://schemas.openxmlformats.org/markup-compatibility/2006" xmlns:aink="http://schemas.microsoft.com/office/drawing/2016/ink" xmlns:am3d="http://schemas.microsoft.com/office/drawing/2017/model3d" xmlns:o="urn:schemas-microsoft-com:office:office" xmlns:r="http://schemas.openxmlformats.org/officeDocument/2006/relationships" xmlns:m="http://schemas.openxmlformats.org/officeDocument/2006/math" xmlns:v="urn:schemas-microsoft-com:vml" xmlns:wp14="http://schemas.microsoft.com/office/word/2010/wordprocessingDrawing" xmlns:wp="http://schemas.openxmlformats.org/drawingml/2006/wordprocessingDrawing" xmlns:w10="urn:schemas-microsoft-com:office:word" xmlns:w="http://schemas.openxmlformats.org/wordprocessingml/2006/main" xmlns:w14="http://schemas.microsoft.com/office/word/2010/wordml" xmlns:w15="http://schemas.microsoft.com/office/word/2012/wordml" xmlns:w16cex="http://schemas.microsoft.com/office/word/2018/wordml/cex" xmlns:w16cid="http://schemas.microsoft.com/office/word/2016/wordml/cid" xmlns:w16="http://schemas.microsoft.com/office/word/2018/wordml" xmlns:w16se="http://schemas.microsoft.com/office/word/2015/wordml/symex" xmlns:wpg="http://schemas.microsoft.com/office/word/2010/wordprocessingGroup" xmlns:wpi="http://schemas.microsoft.com/office/word/2010/wordprocessingInk" xmlns:wne="http://schemas.microsoft.com/office/word/2006/wordml" xmlns:wps="http://schemas.microsoft.com/office/word/2010/wordprocessingShape" mc:Ignorable="w14 w15 w16se w16cid w16 w16cex wp14">
   <w:p>
     <w:pPr>
       <w:pBdr>
@@ -3882,7 +3889,7 @@
 </file>
 
 <file path=word/numbering.xml><?xml version="1.0" encoding="utf-8"?>
-<w:numbering xmlns:wpc="http://schemas.microsoft.com/office/word/2010/wordprocessingCanvas" xmlns:cx="http://schemas.microsoft.com/office/drawing/2014/chartex" xmlns:cx1="http://schemas.microsoft.com/office/drawing/2015/9/8/chartex" xmlns:cx2="http://schemas.microsoft.com/office/drawing/2015/10/21/chartex" xmlns:cx3="http://schemas.microsoft.com/office/drawing/2016/5/9/chartex" xmlns:cx4="http://schemas.microsoft.com/office/drawing/2016/5/10/chartex" xmlns:cx5="http://schemas.microsoft.com/office/drawing/2016/5/11/chartex" xmlns:cx6="http://schemas.microsoft.com/office/drawing/2016/5/12/chartex" xmlns:cx7="http://schemas.microsoft.com/office/drawing/2016/5/13/chartex" xmlns:cx8="http://schemas.microsoft.com/office/drawing/2016/5/14/chartex" xmlns:mc="http://schemas.openxmlformats.org/markup-compatibility/2006" xmlns:aink="http://schemas.microsoft.com/office/drawing/2016/ink" xmlns:am3d="http://schemas.microsoft.com/office/drawing/2017/model3d" xmlns:o="urn:schemas-microsoft-com:office:office" xmlns:oel="http://schemas.microsoft.com/office/2019/extlst" xmlns:r="http://schemas.openxmlformats.org/officeDocument/2006/relationships" xmlns:m="http://schemas.openxmlformats.org/officeDocument/2006/math" xmlns:v="urn:schemas-microsoft-com:vml" xmlns:wp14="http://schemas.microsoft.com/office/word/2010/wordprocessingDrawing" xmlns:wp="http://schemas.openxmlformats.org/drawingml/2006/wordprocessingDrawing" xmlns:w10="urn:schemas-microsoft-com:office:word" xmlns:w="http://schemas.openxmlformats.org/wordprocessingml/2006/main" xmlns:w14="http://schemas.microsoft.com/office/word/2010/wordml" xmlns:w15="http://schemas.microsoft.com/office/word/2012/wordml" xmlns:w16cex="http://schemas.microsoft.com/office/word/2018/wordml/cex" xmlns:w16cid="http://schemas.microsoft.com/office/word/2016/wordml/cid" xmlns:w16="http://schemas.microsoft.com/office/word/2018/wordml" xmlns:w16sdtdh="http://schemas.microsoft.com/office/word/2020/wordml/sdtdatahash" xmlns:w16se="http://schemas.microsoft.com/office/word/2015/wordml/symex" xmlns:wpg="http://schemas.microsoft.com/office/word/2010/wordprocessingGroup" xmlns:wpi="http://schemas.microsoft.com/office/word/2010/wordprocessingInk" xmlns:wne="http://schemas.microsoft.com/office/word/2006/wordml" xmlns:wps="http://schemas.microsoft.com/office/word/2010/wordprocessingShape" mc:Ignorable="w14 w15 w16se w16cid w16 w16cex w16sdtdh wp14">
+<w:numbering xmlns:wpc="http://schemas.microsoft.com/office/word/2010/wordprocessingCanvas" xmlns:cx="http://schemas.microsoft.com/office/drawing/2014/chartex" xmlns:cx1="http://schemas.microsoft.com/office/drawing/2015/9/8/chartex" xmlns:cx2="http://schemas.microsoft.com/office/drawing/2015/10/21/chartex" xmlns:cx3="http://schemas.microsoft.com/office/drawing/2016/5/9/chartex" xmlns:cx4="http://schemas.microsoft.com/office/drawing/2016/5/10/chartex" xmlns:cx5="http://schemas.microsoft.com/office/drawing/2016/5/11/chartex" xmlns:cx6="http://schemas.microsoft.com/office/drawing/2016/5/12/chartex" xmlns:cx7="http://schemas.microsoft.com/office/drawing/2016/5/13/chartex" xmlns:cx8="http://schemas.microsoft.com/office/drawing/2016/5/14/chartex" xmlns:mc="http://schemas.openxmlformats.org/markup-compatibility/2006" xmlns:aink="http://schemas.microsoft.com/office/drawing/2016/ink" xmlns:am3d="http://schemas.microsoft.com/office/drawing/2017/model3d" xmlns:o="urn:schemas-microsoft-com:office:office" xmlns:r="http://schemas.openxmlformats.org/officeDocument/2006/relationships" xmlns:m="http://schemas.openxmlformats.org/officeDocument/2006/math" xmlns:v="urn:schemas-microsoft-com:vml" xmlns:wp14="http://schemas.microsoft.com/office/word/2010/wordprocessingDrawing" xmlns:wp="http://schemas.openxmlformats.org/drawingml/2006/wordprocessingDrawing" xmlns:w10="urn:schemas-microsoft-com:office:word" xmlns:w="http://schemas.openxmlformats.org/wordprocessingml/2006/main" xmlns:w14="http://schemas.microsoft.com/office/word/2010/wordml" xmlns:w15="http://schemas.microsoft.com/office/word/2012/wordml" xmlns:w16cex="http://schemas.microsoft.com/office/word/2018/wordml/cex" xmlns:w16cid="http://schemas.microsoft.com/office/word/2016/wordml/cid" xmlns:w16="http://schemas.microsoft.com/office/word/2018/wordml" xmlns:w16se="http://schemas.microsoft.com/office/word/2015/wordml/symex" xmlns:wpg="http://schemas.microsoft.com/office/word/2010/wordprocessingGroup" xmlns:wpi="http://schemas.microsoft.com/office/word/2010/wordprocessingInk" xmlns:wne="http://schemas.microsoft.com/office/word/2006/wordml" xmlns:wps="http://schemas.microsoft.com/office/word/2010/wordprocessingShape" mc:Ignorable="w14 w15 w16se w16cid w16 w16cex wp14">
   <w:abstractNum w:abstractNumId="0" w15:restartNumberingAfterBreak="0">
     <w:nsid w:val="2CD11296"/>
     <w:multiLevelType w:val="multilevel"/>
@@ -3993,14 +4000,14 @@
       </w:rPr>
     </w:lvl>
   </w:abstractNum>
-  <w:num w:numId="1" w16cid:durableId="1828671614">
+  <w:num w:numId="1">
     <w:abstractNumId w:val="0"/>
   </w:num>
 </w:numbering>
 </file>
 
 <file path=word/styles.xml><?xml version="1.0" encoding="utf-8"?>
-<w:styles xmlns:mc="http://schemas.openxmlformats.org/markup-compatibility/2006" xmlns:r="http://schemas.openxmlformats.org/officeDocument/2006/relationships" xmlns:w="http://schemas.openxmlformats.org/wordprocessingml/2006/main" xmlns:w14="http://schemas.microsoft.com/office/word/2010/wordml" xmlns:w15="http://schemas.microsoft.com/office/word/2012/wordml" xmlns:w16cex="http://schemas.microsoft.com/office/word/2018/wordml/cex" xmlns:w16cid="http://schemas.microsoft.com/office/word/2016/wordml/cid" xmlns:w16="http://schemas.microsoft.com/office/word/2018/wordml" xmlns:w16sdtdh="http://schemas.microsoft.com/office/word/2020/wordml/sdtdatahash" xmlns:w16se="http://schemas.microsoft.com/office/word/2015/wordml/symex" mc:Ignorable="w14 w15 w16se w16cid w16 w16cex w16sdtdh">
+<w:styles xmlns:mc="http://schemas.openxmlformats.org/markup-compatibility/2006" xmlns:r="http://schemas.openxmlformats.org/officeDocument/2006/relationships" xmlns:w="http://schemas.openxmlformats.org/wordprocessingml/2006/main" xmlns:w14="http://schemas.microsoft.com/office/word/2010/wordml" xmlns:w15="http://schemas.microsoft.com/office/word/2012/wordml" xmlns:w16cex="http://schemas.microsoft.com/office/word/2018/wordml/cex" xmlns:w16cid="http://schemas.microsoft.com/office/word/2016/wordml/cid" xmlns:w16="http://schemas.microsoft.com/office/word/2018/wordml" xmlns:w16se="http://schemas.microsoft.com/office/word/2015/wordml/symex" mc:Ignorable="w14 w15 w16se w16cid w16 w16cex">
   <w:docDefaults>
     <w:rPrDefault>
       <w:rPr>
